--- a/Docs/md/TAP/smart.docx
+++ b/Docs/md/TAP/smart.docx
@@ -17,17 +17,7 @@
           <w:sz w:val="20"/>
           <w:szCs w:val="20"/>
         </w:rPr>
-        <w:t>AJUSTE DOS OBJETI</w:t>
-      </w:r>
-      <w:bookmarkStart w:id="0" w:name="_GoBack"/>
-      <w:bookmarkEnd w:id="0"/>
-      <w:r>
-        <w:rPr>
-          <w:rFonts w:hint="default" w:ascii="Calibri" w:hAnsi="Calibri" w:cs="Calibri"/>
-          <w:sz w:val="20"/>
-          <w:szCs w:val="20"/>
-        </w:rPr>
-        <w:t>VOS SMART — TAP v1.1</w:t>
+        <w:t>AJUSTE DOS OBJETIVOS SMART — TAP v1.1</w:t>
       </w:r>
     </w:p>
     <w:p>
@@ -3224,6 +3214,16 @@
           <w:szCs w:val="20"/>
         </w:rPr>
       </w:pPr>
+    </w:p>
+    <w:p>
+      <w:pPr>
+        <w:rPr>
+          <w:rFonts w:hint="default" w:ascii="Calibri" w:hAnsi="Calibri" w:cs="Calibri"/>
+          <w:sz w:val="20"/>
+          <w:szCs w:val="20"/>
+        </w:rPr>
+      </w:pPr>
+      <w:bookmarkStart w:id="0" w:name="_GoBack"/>
       <w:r>
         <w:rPr>
           <w:rFonts w:hint="default" w:ascii="Calibri" w:hAnsi="Calibri" w:cs="Calibri"/>
@@ -3235,18 +3235,19 @@
     </w:p>
     <w:p>
       <w:pPr>
-        <w:pStyle w:val="4"/>
-        <w:rPr>
-          <w:rFonts w:hint="default" w:ascii="Calibri" w:hAnsi="Calibri" w:cs="Calibri"/>
-          <w:sz w:val="20"/>
-          <w:szCs w:val="20"/>
-        </w:rPr>
-      </w:pPr>
-      <w:r>
-        <w:rPr>
-          <w:rFonts w:hint="default" w:ascii="Calibri" w:hAnsi="Calibri" w:cs="Calibri"/>
-          <w:sz w:val="20"/>
-          <w:szCs w:val="20"/>
+        <w:pStyle w:val="3"/>
+        <w:bidi w:val="0"/>
+        <w:rPr>
+          <w:rFonts w:hint="default" w:ascii="Calibri" w:hAnsi="Calibri" w:cs="Calibri"/>
+          <w:sz w:val="24"/>
+          <w:szCs w:val="24"/>
+        </w:rPr>
+      </w:pPr>
+      <w:r>
+        <w:rPr>
+          <w:rFonts w:hint="default" w:ascii="Calibri" w:hAnsi="Calibri" w:cs="Calibri"/>
+          <w:sz w:val="24"/>
+          <w:szCs w:val="24"/>
         </w:rPr>
         <w:t>3.1. Objetivos SMART do Projeto</w:t>
       </w:r>
@@ -3270,18 +3271,19 @@
     </w:p>
     <w:p>
       <w:pPr>
-        <w:pStyle w:val="4"/>
-        <w:rPr>
-          <w:rFonts w:hint="default" w:ascii="Calibri" w:hAnsi="Calibri" w:cs="Calibri"/>
-          <w:sz w:val="20"/>
-          <w:szCs w:val="20"/>
-        </w:rPr>
-      </w:pPr>
-      <w:r>
-        <w:rPr>
-          <w:rFonts w:hint="default" w:ascii="Calibri" w:hAnsi="Calibri" w:cs="Calibri"/>
-          <w:sz w:val="20"/>
-          <w:szCs w:val="20"/>
+        <w:pStyle w:val="3"/>
+        <w:bidi w:val="0"/>
+        <w:rPr>
+          <w:rFonts w:hint="default" w:ascii="Calibri" w:hAnsi="Calibri" w:cs="Calibri"/>
+          <w:sz w:val="24"/>
+          <w:szCs w:val="24"/>
+        </w:rPr>
+      </w:pPr>
+      <w:r>
+        <w:rPr>
+          <w:rFonts w:hint="default" w:ascii="Calibri" w:hAnsi="Calibri" w:cs="Calibri"/>
+          <w:sz w:val="24"/>
+          <w:szCs w:val="24"/>
         </w:rPr>
         <w:t>3.2. Critérios de Sucesso do Projeto</w:t>
       </w:r>
@@ -3555,18 +3557,19 @@
     </w:p>
     <w:p>
       <w:pPr>
-        <w:pStyle w:val="4"/>
-        <w:rPr>
-          <w:rFonts w:hint="default" w:ascii="Calibri" w:hAnsi="Calibri" w:cs="Calibri"/>
-          <w:sz w:val="20"/>
-          <w:szCs w:val="20"/>
-        </w:rPr>
-      </w:pPr>
-      <w:r>
-        <w:rPr>
-          <w:rFonts w:hint="default" w:ascii="Calibri" w:hAnsi="Calibri" w:cs="Calibri"/>
-          <w:sz w:val="20"/>
-          <w:szCs w:val="20"/>
+        <w:pStyle w:val="3"/>
+        <w:bidi w:val="0"/>
+        <w:rPr>
+          <w:rFonts w:hint="default" w:ascii="Calibri" w:hAnsi="Calibri" w:cs="Calibri"/>
+          <w:sz w:val="24"/>
+          <w:szCs w:val="24"/>
+        </w:rPr>
+      </w:pPr>
+      <w:r>
+        <w:rPr>
+          <w:rFonts w:hint="default" w:ascii="Calibri" w:hAnsi="Calibri" w:cs="Calibri"/>
+          <w:sz w:val="24"/>
+          <w:szCs w:val="24"/>
         </w:rPr>
         <w:t>3.3. Condições de Fracasso (Não Sucesso)</w:t>
       </w:r>
@@ -3743,6 +3746,7 @@
         <w:t xml:space="preserve"> Mais de 30% das dependências do projeto possuírem licenças incompatíveis com FOSS (MIT, Apache 2.0, BSD, GPL), violando o Critério de Conformidade (3.2.b).</w:t>
       </w:r>
     </w:p>
+    <w:bookmarkEnd w:id="0"/>
     <w:p>
       <w:pPr>
         <w:pStyle w:val="3"/>
